--- a/kcylog/kcylog-ui/public/sub_table.docx
+++ b/kcylog/kcylog-ui/public/sub_table.docx
@@ -486,6 +486,16 @@
         </w:tc>
       </w:tr>
       <w:tr>
+        <w:tblPrEx>
+          <w:tblBorders>
+            <w:top w:val="single" w:color="000000" w:sz="2" w:space="0"/>
+            <w:left w:val="single" w:color="000000" w:sz="2" w:space="0"/>
+            <w:bottom w:val="single" w:color="000000" w:sz="2" w:space="0"/>
+            <w:right w:val="single" w:color="000000" w:sz="2" w:space="0"/>
+            <w:insideH w:val="single" w:color="000000" w:sz="2" w:space="0"/>
+            <w:insideV w:val="single" w:color="000000" w:sz="2" w:space="0"/>
+          </w:tblBorders>
+        </w:tblPrEx>
         <w:trPr>
           <w:trHeight w:val="90" w:hRule="atLeast"/>
         </w:trPr>
@@ -795,6 +805,16 @@
         </w:tc>
       </w:tr>
       <w:tr>
+        <w:tblPrEx>
+          <w:tblBorders>
+            <w:top w:val="single" w:color="000000" w:sz="2" w:space="0"/>
+            <w:left w:val="single" w:color="000000" w:sz="2" w:space="0"/>
+            <w:bottom w:val="single" w:color="000000" w:sz="2" w:space="0"/>
+            <w:right w:val="single" w:color="000000" w:sz="2" w:space="0"/>
+            <w:insideH w:val="single" w:color="000000" w:sz="2" w:space="0"/>
+            <w:insideV w:val="single" w:color="000000" w:sz="2" w:space="0"/>
+          </w:tblBorders>
+        </w:tblPrEx>
         <w:trPr>
           <w:trHeight w:val="400" w:hRule="atLeast"/>
         </w:trPr>
@@ -1033,6 +1053,16 @@
         </w:tc>
       </w:tr>
       <w:tr>
+        <w:tblPrEx>
+          <w:tblBorders>
+            <w:top w:val="single" w:color="000000" w:sz="2" w:space="0"/>
+            <w:left w:val="single" w:color="000000" w:sz="2" w:space="0"/>
+            <w:bottom w:val="single" w:color="000000" w:sz="2" w:space="0"/>
+            <w:right w:val="single" w:color="000000" w:sz="2" w:space="0"/>
+            <w:insideH w:val="single" w:color="000000" w:sz="2" w:space="0"/>
+            <w:insideV w:val="single" w:color="000000" w:sz="2" w:space="0"/>
+          </w:tblBorders>
+        </w:tblPrEx>
         <w:trPr>
           <w:trHeight w:val="343" w:hRule="atLeast"/>
         </w:trPr>
@@ -1334,6 +1364,16 @@
         </w:tc>
       </w:tr>
       <w:tr>
+        <w:tblPrEx>
+          <w:tblBorders>
+            <w:top w:val="single" w:color="000000" w:sz="2" w:space="0"/>
+            <w:left w:val="single" w:color="000000" w:sz="2" w:space="0"/>
+            <w:bottom w:val="single" w:color="000000" w:sz="2" w:space="0"/>
+            <w:right w:val="single" w:color="000000" w:sz="2" w:space="0"/>
+            <w:insideH w:val="single" w:color="000000" w:sz="2" w:space="0"/>
+            <w:insideV w:val="single" w:color="000000" w:sz="2" w:space="0"/>
+          </w:tblBorders>
+        </w:tblPrEx>
         <w:trPr>
           <w:trHeight w:val="943" w:hRule="atLeast"/>
         </w:trPr>
@@ -1417,6 +1457,16 @@
         </w:tc>
       </w:tr>
       <w:tr>
+        <w:tblPrEx>
+          <w:tblBorders>
+            <w:top w:val="single" w:color="000000" w:sz="2" w:space="0"/>
+            <w:left w:val="single" w:color="000000" w:sz="2" w:space="0"/>
+            <w:bottom w:val="single" w:color="000000" w:sz="2" w:space="0"/>
+            <w:right w:val="single" w:color="000000" w:sz="2" w:space="0"/>
+            <w:insideH w:val="single" w:color="000000" w:sz="2" w:space="0"/>
+            <w:insideV w:val="single" w:color="000000" w:sz="2" w:space="0"/>
+          </w:tblBorders>
+        </w:tblPrEx>
         <w:trPr>
           <w:trHeight w:val="527" w:hRule="atLeast"/>
         </w:trPr>
@@ -1496,6 +1546,16 @@
         </w:tc>
       </w:tr>
       <w:tr>
+        <w:tblPrEx>
+          <w:tblBorders>
+            <w:top w:val="single" w:color="000000" w:sz="2" w:space="0"/>
+            <w:left w:val="single" w:color="000000" w:sz="2" w:space="0"/>
+            <w:bottom w:val="single" w:color="000000" w:sz="2" w:space="0"/>
+            <w:right w:val="single" w:color="000000" w:sz="2" w:space="0"/>
+            <w:insideH w:val="single" w:color="000000" w:sz="2" w:space="0"/>
+            <w:insideV w:val="single" w:color="000000" w:sz="2" w:space="0"/>
+          </w:tblBorders>
+        </w:tblPrEx>
         <w:trPr>
           <w:trHeight w:val="1021" w:hRule="atLeast"/>
         </w:trPr>
@@ -2448,6 +2508,16 @@
         </w:tc>
       </w:tr>
       <w:tr>
+        <w:tblPrEx>
+          <w:tblBorders>
+            <w:top w:val="single" w:color="000000" w:sz="2" w:space="0"/>
+            <w:left w:val="single" w:color="000000" w:sz="2" w:space="0"/>
+            <w:bottom w:val="single" w:color="000000" w:sz="2" w:space="0"/>
+            <w:right w:val="single" w:color="000000" w:sz="2" w:space="0"/>
+            <w:insideH w:val="single" w:color="000000" w:sz="2" w:space="0"/>
+            <w:insideV w:val="single" w:color="000000" w:sz="2" w:space="0"/>
+          </w:tblBorders>
+        </w:tblPrEx>
         <w:trPr>
           <w:trHeight w:val="403" w:hRule="atLeast"/>
         </w:trPr>
@@ -2491,6 +2561,16 @@
         </w:tc>
       </w:tr>
       <w:tr>
+        <w:tblPrEx>
+          <w:tblBorders>
+            <w:top w:val="single" w:color="000000" w:sz="2" w:space="0"/>
+            <w:left w:val="single" w:color="000000" w:sz="2" w:space="0"/>
+            <w:bottom w:val="single" w:color="000000" w:sz="2" w:space="0"/>
+            <w:right w:val="single" w:color="000000" w:sz="2" w:space="0"/>
+            <w:insideH w:val="single" w:color="000000" w:sz="2" w:space="0"/>
+            <w:insideV w:val="single" w:color="000000" w:sz="2" w:space="0"/>
+          </w:tblBorders>
+        </w:tblPrEx>
         <w:trPr>
           <w:trHeight w:val="1540" w:hRule="atLeast"/>
         </w:trPr>
@@ -3372,8 +3452,6 @@
                 <w:lang w:val="en-US"/>
               </w:rPr>
             </w:pPr>
-            <w:bookmarkStart w:id="0" w:name="_GoBack"/>
-            <w:bookmarkEnd w:id="0"/>
             <w:r>
               <w:rPr>
                 <w:rFonts w:hint="default" w:ascii="仿宋_GB2312" w:eastAsia="仿宋_GB2312"/>
@@ -3509,16 +3587,8 @@
                 <w:lang w:val="en-US"/>
               </w:rPr>
             </w:pPr>
-            <w:r>
-              <w:rPr>
-                <w:rFonts w:hint="default" w:ascii="仿宋_GB2312" w:eastAsia="仿宋_GB2312"/>
-                <w:color w:val="000000"/>
-                <w:sz w:val="23"/>
-                <w:szCs w:val="23"/>
-                <w:lang w:val="en-US"/>
-              </w:rPr>
-              <w:t>{win_unit}</w:t>
-            </w:r>
+            <w:bookmarkStart w:id="0" w:name="_GoBack"/>
+            <w:bookmarkEnd w:id="0"/>
           </w:p>
         </w:tc>
       </w:tr>
